--- a/site/docs/localtranscript-traitement-des-donnees-fr.docx
+++ b/site/docs/localtranscript-traitement-des-donnees-fr.docx
@@ -350,7 +350,25 @@
         <w:t xml:space="preserve"> </w:t>
       </w:r>
       <w:r>
-        <w:t xml:space="preserve">sont contenus dans le paquet de l'application ; rien n'est téléchargé</w:t>
+        <w:t xml:space="preserve">sont contenus dans le paquet de l'application (d'autres modèles</w:t>
+      </w:r>
+      <w:r>
+        <w:t xml:space="preserve"> </w:t>
+      </w:r>
+      <w:r>
+        <w:t xml:space="preserve">whisper.cpp ne peuvent être ajoutés qu'à la main, dans le dossier</w:t>
+      </w:r>
+      <w:r>
+        <w:t xml:space="preserve"> </w:t>
+      </w:r>
+      <w:r>
+        <w:t xml:space="preserve">« Modelle » de la bibliothèque — l'application ne télécharge</w:t>
+      </w:r>
+      <w:r>
+        <w:t xml:space="preserve"> </w:t>
+      </w:r>
+      <w:r>
+        <w:t xml:space="preserve">jamais) ; rien n'est téléchargé</w:t>
       </w:r>
       <w:r>
         <w:t xml:space="preserve"> </w:t>

--- a/site/docs/localtranscript-traitement-des-donnees-fr.docx
+++ b/site/docs/localtranscript-traitement-des-donnees-fr.docx
@@ -34,7 +34,7 @@
         <w:t xml:space="preserve"> </w:t>
       </w:r>
       <w:r>
-        <w:t xml:space="preserve">10 septembre 2026, LocalTranscript 2.2.0. Les mentions entre</w:t>
+        <w:t xml:space="preserve">11 septembre 2026, LocalTranscript 2.3.0. Les mentions entre</w:t>
       </w:r>
       <w:r>
         <w:t xml:space="preserve"> </w:t>
@@ -108,7 +108,7 @@
         <w:rPr>
           <w:rStyle w:val="VerbatimChar"/>
         </w:rPr>
-        <w:t xml:space="preserve">[2.2.0]</w:t>
+        <w:t xml:space="preserve">[2.3.0]</w:t>
       </w:r>
       <w:r>
         <w:t xml:space="preserve">. Logiciel libre sous</w:t>

--- a/site/docs/localtranscript-traitement-des-donnees-fr.docx
+++ b/site/docs/localtranscript-traitement-des-donnees-fr.docx
@@ -539,7 +539,7 @@
         <w:rPr>
           <w:rStyle w:val="VerbatimChar"/>
         </w:rPr>
-        <w:t xml:space="preserve">.qdpx</w:t>
+        <w:t xml:space="preserve">.qdpx.zip</w:t>
       </w:r>
       <w:r>
         <w:t xml:space="preserve">, dossier enrich</w:t>
@@ -596,7 +596,58 @@
         <w:t xml:space="preserve"> </w:t>
       </w:r>
       <w:r>
-        <w:t xml:space="preserve">transmettre l'enregistrement.</w:t>
+        <w:t xml:space="preserve">transmettre l'enregistrement. Un dossier enrich contient en outre le</w:t>
+      </w:r>
+      <w:r>
+        <w:t xml:space="preserve"> </w:t>
+      </w:r>
+      <w:r>
+        <w:t xml:space="preserve">journal des modifications avec l'adresse e-mail facultative saisie</w:t>
+      </w:r>
+      <w:r>
+        <w:t xml:space="preserve"> </w:t>
+      </w:r>
+      <w:r>
+        <w:t xml:space="preserve">dans les réglages et, si la transcription est liée à Zotero, les</w:t>
+      </w:r>
+      <w:r>
+        <w:t xml:space="preserve"> </w:t>
+      </w:r>
+      <w:r>
+        <w:t xml:space="preserve">métadonnées reprises (titre, date, personnes selon les rôles</w:t>
+      </w:r>
+      <w:r>
+        <w:t xml:space="preserve"> </w:t>
+      </w:r>
+      <w:r>
+        <w:t xml:space="preserve">choisis, clé de citation). Avec l'autorisation Zotero, l'application</w:t>
+      </w:r>
+      <w:r>
+        <w:t xml:space="preserve"> </w:t>
+      </w:r>
+      <w:r>
+        <w:t xml:space="preserve">lit la base locale</w:t>
+      </w:r>
+      <w:r>
+        <w:t xml:space="preserve"> </w:t>
+      </w:r>
+      <w:r>
+        <w:rPr>
+          <w:rStyle w:val="VerbatimChar"/>
+        </w:rPr>
+        <w:t xml:space="preserve">zotero.sqlite</w:t>
+      </w:r>
+      <w:r>
+        <w:t xml:space="preserve"> </w:t>
+      </w:r>
+      <w:r>
+        <w:t xml:space="preserve">en lecture seule, uniquement sur</w:t>
+      </w:r>
+      <w:r>
+        <w:t xml:space="preserve"> </w:t>
+      </w:r>
+      <w:r>
+        <w:t xml:space="preserve">demande.</w:t>
       </w:r>
     </w:p>
     <w:bookmarkEnd w:id="13"/>

--- a/site/docs/localtranscript-traitement-des-donnees-fr.docx
+++ b/site/docs/localtranscript-traitement-des-donnees-fr.docx
@@ -647,7 +647,31 @@
         <w:t xml:space="preserve"> </w:t>
       </w:r>
       <w:r>
-        <w:t xml:space="preserve">demande.</w:t>
+        <w:t xml:space="preserve">demande. Pour un enregistrement vidéo, le fichier vidéo est conservé</w:t>
+      </w:r>
+      <w:r>
+        <w:t xml:space="preserve"> </w:t>
+      </w:r>
+      <w:r>
+        <w:t xml:space="preserve">tel quel dans le dossier de la transcription (les visages sont des</w:t>
+      </w:r>
+      <w:r>
+        <w:t xml:space="preserve"> </w:t>
+      </w:r>
+      <w:r>
+        <w:t xml:space="preserve">données personnelles, biométriques si identifiables) ; l’export</w:t>
+      </w:r>
+      <w:r>
+        <w:t xml:space="preserve"> </w:t>
+      </w:r>
+      <w:r>
+        <w:t xml:space="preserve">enrich ne contient que le son, l’export REFI-QDA la vidéo seulement</w:t>
+      </w:r>
+      <w:r>
+        <w:t xml:space="preserve"> </w:t>
+      </w:r>
+      <w:r>
+        <w:t xml:space="preserve">sur choix explicite.</w:t>
       </w:r>
     </w:p>
     <w:bookmarkEnd w:id="13"/>

--- a/site/docs/localtranscript-traitement-des-donnees-fr.docx
+++ b/site/docs/localtranscript-traitement-des-donnees-fr.docx
@@ -34,7 +34,7 @@
         <w:t xml:space="preserve"> </w:t>
       </w:r>
       <w:r>
-        <w:t xml:space="preserve">11 septembre 2026, LocalTranscript 2.3.0. Les mentions entre</w:t>
+        <w:t xml:space="preserve">11 septembre 2026, LocalTranscript 2.4.0. Les mentions entre</w:t>
       </w:r>
       <w:r>
         <w:t xml:space="preserve"> </w:t>
@@ -108,7 +108,7 @@
         <w:rPr>
           <w:rStyle w:val="VerbatimChar"/>
         </w:rPr>
-        <w:t xml:space="preserve">[2.3.0]</w:t>
+        <w:t xml:space="preserve">[2.4.0]</w:t>
       </w:r>
       <w:r>
         <w:t xml:space="preserve">. Logiciel libre sous</w:t>

--- a/site/docs/localtranscript-traitement-des-donnees-fr.docx
+++ b/site/docs/localtranscript-traitement-des-donnees-fr.docx
@@ -298,13 +298,25 @@
         <w:t xml:space="preserve"> </w:t>
       </w:r>
       <w:r>
-        <w:t xml:space="preserve">Le fichier audio est lu depuis le système de fichiers</w:t>
-      </w:r>
-      <w:r>
-        <w:t xml:space="preserve"> </w:t>
-      </w:r>
-      <w:r>
-        <w:t xml:space="preserve">local de l'appareil (MP3, WAV, M4A, OGG, FLAC).</w:t>
+        <w:t xml:space="preserve">Le fichier audio ou vidéo est lu depuis le système de</w:t>
+      </w:r>
+      <w:r>
+        <w:t xml:space="preserve"> </w:t>
+      </w:r>
+      <w:r>
+        <w:t xml:space="preserve">fichiers local de l'appareil (audio : MP3, WAV, M4A, OGG, FLAC ;</w:t>
+      </w:r>
+      <w:r>
+        <w:t xml:space="preserve"> </w:t>
+      </w:r>
+      <w:r>
+        <w:t xml:space="preserve">vidéo : MP4, MOV, M4V en H.264/HEVC — d'une vidéo seule la piste</w:t>
+      </w:r>
+      <w:r>
+        <w:t xml:space="preserve"> </w:t>
+      </w:r>
+      <w:r>
+        <w:t xml:space="preserve">audio est lue, la vidéo n'est jamais convertie).</w:t>
       </w:r>
     </w:p>
     <w:p>
@@ -417,7 +429,13 @@
         <w:t xml:space="preserve"> </w:t>
       </w:r>
       <w:r>
-        <w:t xml:space="preserve">contenant une copie de l'audio, le fichier canonique de transcription</w:t>
+        <w:t xml:space="preserve">contenant une copie de l'audio (pour une vidéo : la piste audio en</w:t>
+      </w:r>
+      <w:r>
+        <w:t xml:space="preserve"> </w:t>
+      </w:r>
+      <w:r>
+        <w:t xml:space="preserve">MP3 et le fichier vidéo inchangé), le fichier canonique de transcription</w:t>
       </w:r>
       <w:r>
         <w:t xml:space="preserve"> </w:t>

--- a/site/docs/localtranscript-traitement-des-donnees-fr.docx
+++ b/site/docs/localtranscript-traitement-des-donnees-fr.docx
@@ -34,7 +34,7 @@
         <w:t xml:space="preserve"> </w:t>
       </w:r>
       <w:r>
-        <w:t xml:space="preserve">11 septembre 2026, LocalTranscript 2.4.0. Les mentions entre</w:t>
+        <w:t xml:space="preserve">11 septembre 2026, LocalTranscript 2.4.1. Les mentions entre</w:t>
       </w:r>
       <w:r>
         <w:t xml:space="preserve"> </w:t>
@@ -108,7 +108,7 @@
         <w:rPr>
           <w:rStyle w:val="VerbatimChar"/>
         </w:rPr>
-        <w:t xml:space="preserve">[2.4.0]</w:t>
+        <w:t xml:space="preserve">[2.4.1]</w:t>
       </w:r>
       <w:r>
         <w:t xml:space="preserve">. Logiciel libre sous</w:t>

--- a/site/docs/localtranscript-traitement-des-donnees-fr.docx
+++ b/site/docs/localtranscript-traitement-des-donnees-fr.docx
@@ -34,7 +34,7 @@
         <w:t xml:space="preserve"> </w:t>
       </w:r>
       <w:r>
-        <w:t xml:space="preserve">11 septembre 2026, LocalTranscript 2.4.1. Les mentions entre</w:t>
+        <w:t xml:space="preserve">11 septembre 2026, LocalTranscript 2.4.2. Les mentions entre</w:t>
       </w:r>
       <w:r>
         <w:t xml:space="preserve"> </w:t>
@@ -108,7 +108,7 @@
         <w:rPr>
           <w:rStyle w:val="VerbatimChar"/>
         </w:rPr>
-        <w:t xml:space="preserve">[2.4.1]</w:t>
+        <w:t xml:space="preserve">[2.4.2]</w:t>
       </w:r>
       <w:r>
         <w:t xml:space="preserve">. Logiciel libre sous</w:t>

--- a/site/docs/localtranscript-traitement-des-donnees-fr.docx
+++ b/site/docs/localtranscript-traitement-des-donnees-fr.docx
@@ -34,7 +34,7 @@
         <w:t xml:space="preserve"> </w:t>
       </w:r>
       <w:r>
-        <w:t xml:space="preserve">11 septembre 2026, LocalTranscript 2.4.2. Les mentions entre</w:t>
+        <w:t xml:space="preserve">11 septembre 2026, LocalTranscript 2.4.3. Les mentions entre</w:t>
       </w:r>
       <w:r>
         <w:t xml:space="preserve"> </w:t>
@@ -108,7 +108,7 @@
         <w:rPr>
           <w:rStyle w:val="VerbatimChar"/>
         </w:rPr>
-        <w:t xml:space="preserve">[2.4.2]</w:t>
+        <w:t xml:space="preserve">[2.4.3]</w:t>
       </w:r>
       <w:r>
         <w:t xml:space="preserve">. Logiciel libre sous</w:t>

--- a/site/docs/localtranscript-traitement-des-donnees-fr.docx
+++ b/site/docs/localtranscript-traitement-des-donnees-fr.docx
@@ -34,7 +34,7 @@
         <w:t xml:space="preserve"> </w:t>
       </w:r>
       <w:r>
-        <w:t xml:space="preserve">11 septembre 2026, LocalTranscript 2.4.3. Les mentions entre</w:t>
+        <w:t xml:space="preserve">13 septembre 2026, LocalTranscript 2.5.0. Les mentions entre</w:t>
       </w:r>
       <w:r>
         <w:t xml:space="preserve"> </w:t>
@@ -108,7 +108,7 @@
         <w:rPr>
           <w:rStyle w:val="VerbatimChar"/>
         </w:rPr>
-        <w:t xml:space="preserve">[2.4.3]</w:t>
+        <w:t xml:space="preserve">[2.5.0]</w:t>
       </w:r>
       <w:r>
         <w:t xml:space="preserve">. Logiciel libre sous</w:t>
@@ -344,13 +344,7 @@
         <w:t xml:space="preserve"> </w:t>
       </w:r>
       <w:r>
-        <w:t xml:space="preserve">large-v3-turbo) et la séparation des locuteurs (silero-vad,</w:t>
-      </w:r>
-      <w:r>
-        <w:t xml:space="preserve"> </w:t>
-      </w:r>
-      <w:r>
-        <w:t xml:space="preserve">SpeechBrain ECAPA) s'exécutent dans le processus de l'application, sur</w:t>
+        <w:t xml:space="preserve">large-v3-turbo) et la séparation des locuteurs (silero-vad, pyannote community-1) s'exécutent dans le processus de l'application, sur</w:t>
       </w:r>
       <w:r>
         <w:t xml:space="preserve"> </w:t>

--- a/site/docs/localtranscript-traitement-des-donnees-fr.docx
+++ b/site/docs/localtranscript-traitement-des-donnees-fr.docx
@@ -1159,7 +1159,19 @@
         <w:t xml:space="preserve">site/docs</w:t>
       </w:r>
       <w:r>
-        <w:t xml:space="preserve">). Il peut être utilisé et adapté librement.</w:t>
+        <w:t xml:space="preserve">). Il est publié sous CC BY 4.0 : utilisation et</w:t>
+      </w:r>
+      <w:r>
+        <w:t xml:space="preserve"> </w:t>
+      </w:r>
+      <w:r>
+        <w:t xml:space="preserve">adaptation libres, y compris commerciales, à condition de citer B/IAS</w:t>
+      </w:r>
+      <w:r>
+        <w:t xml:space="preserve"> </w:t>
+      </w:r>
+      <w:r>
+        <w:t xml:space="preserve">et d'indiquer les modifications.</w:t>
       </w:r>
     </w:p>
     <w:bookmarkEnd w:id="19"/>

--- a/site/docs/localtranscript-traitement-des-donnees-fr.docx
+++ b/site/docs/localtranscript-traitement-des-donnees-fr.docx
@@ -133,7 +133,7 @@
           <w:rPr>
             <w:rStyle w:val="Hyperlink"/>
           </w:rPr>
-          <w:t xml:space="preserve">https://github.com/BenPohlBasel/LocalTranscript</w:t>
+          <w:t xml:space="preserve">https://github.com/bias-city/LocalTranscript</w:t>
         </w:r>
       </w:hyperlink>
       <w:r>
@@ -1140,7 +1140,7 @@
           <w:rPr>
             <w:rStyle w:val="Hyperlink"/>
           </w:rPr>
-          <w:t xml:space="preserve">https://github.com/BenPohlBasel/LocalTranscript</w:t>
+          <w:t xml:space="preserve">https://github.com/bias-city/LocalTranscript</w:t>
         </w:r>
       </w:hyperlink>
       <w:r>
